--- a/講義/敷地計畫與都市設計_複習講義.docx
+++ b/講義/敷地計畫與都市設計_複習講義.docx
@@ -5654,7 +5654,7 @@
                 <w:rFonts w:ascii="Microsoft JhengHei" w:hAnsi="Microsoft JhengHei" w:eastAsia="Microsoft JhengHei" w:cs="Microsoft JhengHei"/>
                 <w:sz w:val="19"/>
               </w:rPr>
-              <w:t>更新單元權利變換 / 個別基地時程獎勵（97、109）</w:t>
+              <w:t>更新單元權利變換 / 個別基地100%同意（97、109）；危老時程獎勵114.5.12已歸零</w:t>
             </w:r>
           </w:p>
         </w:tc>
